--- a/Soutenance28-05/UserManual/UserManual.docx
+++ b/Soutenance28-05/UserManual/UserManual.docx
@@ -361,6 +361,34 @@
           <w:lang w:val="en-US"/>
         </w:rPr>
       </w:pPr>
+    </w:p>
+    <w:p>
+      <w:pPr>
+        <w:rPr>
+          <w:lang w:val="en-US"/>
+        </w:rPr>
+      </w:pPr>
+      <w:r>
+        <w:rPr>
+          <w:lang w:val="en-US"/>
+        </w:rPr>
+        <w:t xml:space="preserve">Learn More about Dream Chaser and An Era of the Seas at: </w:t>
+      </w:r>
+      <w:hyperlink r:id="rId6" w:history="1">
+        <w:r>
+          <w:rPr>
+            <w:rStyle w:val="Hyperlink"/>
+            <w:lang w:val="en-US"/>
+          </w:rPr>
+          <w:t>https://dream-chasers.odoo.com</w:t>
+        </w:r>
+      </w:hyperlink>
+      <w:r>
+        <w:rPr>
+          <w:lang w:val="en-US"/>
+        </w:rPr>
+        <w:t xml:space="preserve"> </w:t>
+      </w:r>
     </w:p>
     <w:p>
       <w:pPr>
@@ -1995,7 +2023,7 @@
           <w:lang w:val="en-US"/>
         </w:rPr>
         <w:drawing>
-          <wp:inline distT="0" distB="0" distL="0" distR="0" wp14:anchorId="3AD1CB77" wp14:editId="1B325631">
+          <wp:inline distT="0" distB="0" distL="0" distR="0" wp14:anchorId="3AD1CB77" wp14:editId="3CEC9E1D">
             <wp:extent cx="5762625" cy="3238500"/>
             <wp:effectExtent l="0" t="0" r="9525" b="0"/>
             <wp:docPr id="1302412939" name="Picture 2"/>
@@ -2012,7 +2040,7 @@
                     </pic:cNvPicPr>
                   </pic:nvPicPr>
                   <pic:blipFill>
-                    <a:blip r:embed="rId6" cstate="print">
+                    <a:blip r:embed="rId7" cstate="print">
                       <a:extLst>
                         <a:ext uri="{28A0092B-C50C-407E-A947-70E740481C1C}">
                           <a14:useLocalDpi xmlns:a14="http://schemas.microsoft.com/office/drawing/2010/main" val="0"/>
@@ -7245,6 +7273,29 @@
       </w:tblBorders>
     </w:tblPr>
   </w:style>
+  <w:style w:type="character" w:styleId="Hyperlink">
+    <w:name w:val="Hyperlink"/>
+    <w:basedOn w:val="DefaultParagraphFont"/>
+    <w:uiPriority w:val="99"/>
+    <w:unhideWhenUsed/>
+    <w:rsid w:val="005E2D62"/>
+    <w:rPr>
+      <w:color w:val="467886" w:themeColor="hyperlink"/>
+      <w:u w:val="single"/>
+    </w:rPr>
+  </w:style>
+  <w:style w:type="character" w:styleId="UnresolvedMention">
+    <w:name w:val="Unresolved Mention"/>
+    <w:basedOn w:val="DefaultParagraphFont"/>
+    <w:uiPriority w:val="99"/>
+    <w:semiHidden/>
+    <w:unhideWhenUsed/>
+    <w:rsid w:val="005E2D62"/>
+    <w:rPr>
+      <w:color w:val="605E5C"/>
+      <w:shd w:val="clear" w:color="auto" w:fill="E1DFDD"/>
+    </w:rPr>
+  </w:style>
 </w:styles>
 </file>
 
